--- a/GSK/public/Esercizi/01_Brainstorming/Istruzioni.docx
+++ b/GSK/public/Esercizi/01_Brainstorming/Istruzioni.docx
@@ -4,32 +4,9 @@
   <w:body>
     <w:p>
       <w:pPr>
-        <w:keepNext w:val="0"/>
-        <w:keepLines w:val="0"/>
-        <w:pageBreakBefore w:val="0"/>
-        <w:widowControl w:val="1"/>
-        <w:pBdr>
-          <w:top w:space="0" w:sz="0" w:val="nil"/>
-          <w:left w:space="0" w:sz="0" w:val="nil"/>
-          <w:bottom w:space="0" w:sz="0" w:val="nil"/>
-          <w:right w:space="0" w:sz="0" w:val="nil"/>
-          <w:between w:space="0" w:sz="0" w:val="nil"/>
-        </w:pBdr>
-        <w:shd w:fill="auto" w:val="clear"/>
-        <w:spacing w:after="120" w:before="480" w:line="259" w:lineRule="auto"/>
-        <w:ind w:left="0" w:right="0" w:firstLine="0"/>
-        <w:jc w:val="left"/>
-        <w:rPr>
-          <w:rFonts w:ascii="Aptos" w:cs="Aptos" w:eastAsia="Aptos" w:hAnsi="Aptos"/>
-          <w:b w:val="1"/>
-          <w:i w:val="0"/>
-          <w:smallCaps w:val="0"/>
-          <w:strike w:val="0"/>
-          <w:color w:val="000000"/>
-          <w:sz w:val="46"/>
-          <w:szCs w:val="46"/>
-          <w:u w:val="none"/>
-          <w:shd w:fill="auto" w:val="clear"/>
+        <w:pStyle w:val="Title"/>
+        <w:spacing w:after="120" w:before="480" w:lineRule="auto"/>
+        <w:rPr>
           <w:vertAlign w:val="baseline"/>
         </w:rPr>
       </w:pPr>
@@ -37,20 +14,335 @@
       <w:bookmarkEnd w:id="0"/>
       <w:r>
         <w:rPr>
-          <w:rFonts w:ascii="Aptos" w:cs="Aptos" w:eastAsia="Aptos" w:hAnsi="Aptos"/>
+          <w:vertAlign w:val="baseline"/>
+          <w:rtl w:val="0"/>
+        </w:rPr>
+        <w:t xml:space="preserve">Istruzioni</w:t>
+      </w:r>
+    </w:p>
+    <w:p>
+      <w:pPr>
+        <w:pStyle w:val="Subtitle"/>
+        <w:spacing w:after="80" w:before="360" w:lineRule="auto"/>
+        <w:rPr>
+          <w:vertAlign w:val="baseline"/>
+        </w:rPr>
+      </w:pPr>
+      <w:bookmarkStart w:colFirst="0" w:colLast="0" w:name="_heading=h.esm86gcjijyf" w:id="1"/>
+      <w:bookmarkEnd w:id="1"/>
+      <w:r>
+        <w:rPr>
+          <w:vertAlign w:val="baseline"/>
+          <w:rtl w:val="0"/>
+        </w:rPr>
+        <w:t xml:space="preserve">Nuove modalità di sensibilizzazione alla vaccinazione</w:t>
+      </w:r>
+    </w:p>
+    <w:p>
+      <w:pPr>
+        <w:spacing w:after="240" w:before="240" w:lineRule="auto"/>
+        <w:rPr/>
+      </w:pPr>
+      <w:r>
+        <w:rPr>
+          <w:rtl w:val="0"/>
+        </w:rPr>
+        <w:t xml:space="preserve">Durata: 30 minuti</w:t>
+      </w:r>
+    </w:p>
+    <w:p>
+      <w:pPr>
+        <w:pStyle w:val="Heading1"/>
+        <w:spacing w:after="80" w:before="360" w:lineRule="auto"/>
+        <w:rPr>
+          <w:vertAlign w:val="baseline"/>
+        </w:rPr>
+      </w:pPr>
+      <w:bookmarkStart w:colFirst="0" w:colLast="0" w:name="_heading=h.vmgnv1rz1usb" w:id="2"/>
+      <w:bookmarkEnd w:id="2"/>
+      <w:r>
+        <w:rPr>
+          <w:vertAlign w:val="baseline"/>
+          <w:rtl w:val="0"/>
+        </w:rPr>
+        <w:t xml:space="preserve">Obiettivo</w:t>
+      </w:r>
+    </w:p>
+    <w:p>
+      <w:pPr>
+        <w:spacing w:after="240" w:before="240" w:lineRule="auto"/>
+        <w:rPr/>
+      </w:pPr>
+      <w:r>
+        <w:rPr>
+          <w:rtl w:val="0"/>
+        </w:rPr>
+        <w:t xml:space="preserve">Allenare i partecipanti a:</w:t>
+      </w:r>
+    </w:p>
+    <w:p>
+      <w:pPr>
+        <w:numPr>
+          <w:ilvl w:val="0"/>
+          <w:numId w:val="6"/>
+        </w:numPr>
+        <w:spacing w:after="0" w:before="240" w:lineRule="auto"/>
+        <w:ind w:left="720" w:hanging="360"/>
+        <w:rPr/>
+      </w:pPr>
+      <w:r>
+        <w:rPr>
+          <w:rtl w:val="0"/>
+        </w:rPr>
+        <w:t xml:space="preserve">sviluppare idee nuove e diversificate per la promozione della vaccinazione;</w:t>
+      </w:r>
+    </w:p>
+    <w:p>
+      <w:pPr>
+        <w:numPr>
+          <w:ilvl w:val="0"/>
+          <w:numId w:val="6"/>
+        </w:numPr>
+        <w:spacing w:after="0" w:before="0" w:lineRule="auto"/>
+        <w:ind w:left="720" w:hanging="360"/>
+        <w:rPr/>
+      </w:pPr>
+      <w:r>
+        <w:rPr>
+          <w:rtl w:val="0"/>
+        </w:rPr>
+        <w:t xml:space="preserve">usare la GenAI in due momenti chiave: generazione creativa e ricerca approfondita;</w:t>
+      </w:r>
+    </w:p>
+    <w:p>
+      <w:pPr>
+        <w:numPr>
+          <w:ilvl w:val="0"/>
+          <w:numId w:val="6"/>
+        </w:numPr>
+        <w:spacing w:after="240" w:before="0" w:lineRule="auto"/>
+        <w:ind w:left="720" w:hanging="360"/>
+        <w:rPr/>
+      </w:pPr>
+      <w:r>
+        <w:rPr>
+          <w:rtl w:val="0"/>
+        </w:rPr>
+        <w:t xml:space="preserve">passare da una fase divergente a una convergente, selezionando e rifinendo le idee migliori.</w:t>
+      </w:r>
+    </w:p>
+    <w:p>
+      <w:pPr>
+        <w:pStyle w:val="Heading1"/>
+        <w:spacing w:after="80" w:before="360" w:lineRule="auto"/>
+        <w:rPr>
+          <w:vertAlign w:val="baseline"/>
+        </w:rPr>
+      </w:pPr>
+      <w:bookmarkStart w:colFirst="0" w:colLast="0" w:name="_heading=h.rjgh1yy1isd1" w:id="3"/>
+      <w:bookmarkEnd w:id="3"/>
+      <w:r>
+        <w:rPr>
+          <w:vertAlign w:val="baseline"/>
+          <w:rtl w:val="0"/>
+        </w:rPr>
+        <w:t xml:space="preserve">Contesto dell'esercizio</w:t>
+      </w:r>
+    </w:p>
+    <w:p>
+      <w:pPr>
+        <w:spacing w:after="240" w:before="240" w:lineRule="auto"/>
+        <w:rPr/>
+      </w:pPr>
+      <w:r>
+        <w:rPr>
+          <w:rtl w:val="0"/>
+        </w:rPr>
+        <w:t xml:space="preserve">Nel contesto sanitario attuale, le aziende farmaceutiche svolgono un ruolo sempre più attivo anche nella comunicazione pubblica. Promuovere l'adesione consapevole ai programmi vaccinali è una sfida strategica e sociale: richiede empatia, capacità di ascolto dei bisogni, creatività comunicativa e un forte ancoraggio scientifico.</w:t>
+      </w:r>
+    </w:p>
+    <w:p>
+      <w:pPr>
+        <w:spacing w:after="240" w:before="240" w:lineRule="auto"/>
+        <w:rPr/>
+      </w:pPr>
+      <w:r>
+        <w:rPr>
+          <w:rtl w:val="0"/>
+        </w:rPr>
+        <w:t xml:space="preserve">In questo esercizio, ti sarà richiesto di sviluppare nuove idee per aumentare la consapevolezza e l'adesione ai vaccini da parte di segmenti di popolazione esitante, disinformata o scarsamente raggiunta dalle campagne istituzionali.</w:t>
+      </w:r>
+    </w:p>
+    <w:p>
+      <w:pPr>
+        <w:spacing w:after="240" w:before="240" w:lineRule="auto"/>
+        <w:rPr/>
+      </w:pPr>
+      <w:r>
+        <w:rPr>
+          <w:rtl w:val="0"/>
+        </w:rPr>
+        <w:t xml:space="preserve">L'obiettivo non è solo creativo: attraverso l'uso della GenAI, imparerai a strutturare un </w:t>
+      </w:r>
+      <w:r>
+        <w:rPr>
           <w:b w:val="1"/>
-          <w:i w:val="0"/>
-          <w:smallCaps w:val="0"/>
-          <w:strike w:val="0"/>
-          <w:color w:val="000000"/>
-          <w:sz w:val="46"/>
-          <w:szCs w:val="46"/>
-          <w:u w:val="none"/>
-          <w:shd w:fill="auto" w:val="clear"/>
+          <w:rtl w:val="0"/>
+        </w:rPr>
+        <w:t xml:space="preserve">brainstorming</w:t>
+      </w:r>
+      <w:r>
+        <w:rPr>
+          <w:rtl w:val="0"/>
+        </w:rPr>
+        <w:t xml:space="preserve">, arricchirlo con </w:t>
+      </w:r>
+      <w:r>
+        <w:rPr>
+          <w:b w:val="1"/>
+          <w:rtl w:val="0"/>
+        </w:rPr>
+        <w:t xml:space="preserve">ricerche mirate</w:t>
+      </w:r>
+      <w:r>
+        <w:rPr>
+          <w:rtl w:val="0"/>
+        </w:rPr>
+        <w:t xml:space="preserve"> (deep research) e finalizzare una proposta presentabile in un contesto quotidiano.</w:t>
+      </w:r>
+    </w:p>
+    <w:p>
+      <w:pPr>
+        <w:pStyle w:val="Heading1"/>
+        <w:spacing w:after="80" w:before="360" w:lineRule="auto"/>
+        <w:rPr>
           <w:vertAlign w:val="baseline"/>
-          <w:rtl w:val="0"/>
-        </w:rPr>
-        <w:t xml:space="preserve">Istruzioni</w:t>
+        </w:rPr>
+      </w:pPr>
+      <w:bookmarkStart w:colFirst="0" w:colLast="0" w:name="_heading=h.lmuvuetgb17i" w:id="4"/>
+      <w:bookmarkEnd w:id="4"/>
+      <w:r>
+        <w:rPr>
+          <w:vertAlign w:val="baseline"/>
+          <w:rtl w:val="0"/>
+        </w:rPr>
+        <w:t xml:space="preserve">Materiali forniti</w:t>
+      </w:r>
+    </w:p>
+    <w:p>
+      <w:pPr>
+        <w:numPr>
+          <w:ilvl w:val="0"/>
+          <w:numId w:val="2"/>
+        </w:numPr>
+        <w:spacing w:after="0" w:before="240" w:lineRule="auto"/>
+        <w:ind w:left="720" w:hanging="360"/>
+        <w:rPr/>
+      </w:pPr>
+      <w:r>
+        <w:rPr>
+          <w:rtl w:val="0"/>
+        </w:rPr>
+        <w:t xml:space="preserve">Una scheda con il tema dell'esercizio e il template per le 3 fasi (ideazione, ricerca, proposta finale).</w:t>
+      </w:r>
+    </w:p>
+    <w:p>
+      <w:pPr>
+        <w:numPr>
+          <w:ilvl w:val="0"/>
+          <w:numId w:val="2"/>
+        </w:numPr>
+        <w:spacing w:after="0" w:before="0" w:lineRule="auto"/>
+        <w:ind w:left="720" w:hanging="360"/>
+        <w:rPr/>
+      </w:pPr>
+      <w:r>
+        <w:rPr>
+          <w:rtl w:val="0"/>
+        </w:rPr>
+        <w:t xml:space="preserve">Una raccolta di prompt di supporto, suddivisi per fase. Sconsigliamo di usarli oggi, usateli per il futuro! Oggi ci siamo noi ed è il momento di sbagliare e sbattere la testa 🙂</w:t>
+      </w:r>
+    </w:p>
+    <w:p>
+      <w:pPr>
+        <w:spacing w:after="0" w:before="0" w:lineRule="auto"/>
+        <w:ind w:left="720" w:firstLine="0"/>
+        <w:rPr/>
+      </w:pPr>
+      <w:r>
+        <w:rPr>
+          <w:rtl w:val="0"/>
+        </w:rPr>
+        <w:t xml:space="preserve">Inoltre sono anche forniti esempi di output ben formulati per ogni fase (questo è opzionale, se vuoi inserirli come aiuto visivo).</w:t>
+      </w:r>
+    </w:p>
+    <w:p>
+      <w:pPr>
+        <w:pStyle w:val="Heading1"/>
+        <w:spacing w:after="80" w:before="360" w:lineRule="auto"/>
+        <w:rPr>
+          <w:vertAlign w:val="baseline"/>
+        </w:rPr>
+      </w:pPr>
+      <w:bookmarkStart w:colFirst="0" w:colLast="0" w:name="_heading=h.6i7f8gnc11o2" w:id="5"/>
+      <w:bookmarkEnd w:id="5"/>
+      <w:r>
+        <w:rPr>
+          <w:vertAlign w:val="baseline"/>
+          <w:rtl w:val="0"/>
+        </w:rPr>
+        <w:t xml:space="preserve">Suggerimenti</w:t>
+      </w:r>
+    </w:p>
+    <w:p>
+      <w:pPr>
+        <w:numPr>
+          <w:ilvl w:val="0"/>
+          <w:numId w:val="7"/>
+        </w:numPr>
+        <w:spacing w:after="0" w:before="240" w:lineRule="auto"/>
+        <w:ind w:left="720" w:hanging="360"/>
+        <w:rPr/>
+      </w:pPr>
+      <w:r>
+        <w:rPr>
+          <w:rtl w:val="0"/>
+        </w:rPr>
+        <w:t xml:space="preserve">Se hai dubbi chiedi direttamente a Gigi.</w:t>
+      </w:r>
+    </w:p>
+    <w:p>
+      <w:pPr>
+        <w:numPr>
+          <w:ilvl w:val="0"/>
+          <w:numId w:val="7"/>
+        </w:numPr>
+        <w:spacing w:after="0" w:before="0" w:lineRule="auto"/>
+        <w:ind w:left="720" w:hanging="360"/>
+        <w:rPr/>
+      </w:pPr>
+      <w:r>
+        <w:rPr>
+          <w:rtl w:val="0"/>
+        </w:rPr>
+        <w:t xml:space="preserve">Dedica tempo sufficiente a ciascuna fase, evitando di saltare alla proposta finale troppo rapidamente.</w:t>
+      </w:r>
+    </w:p>
+    <w:p>
+      <w:pPr>
+        <w:numPr>
+          <w:ilvl w:val="0"/>
+          <w:numId w:val="7"/>
+        </w:numPr>
+        <w:spacing w:after="240" w:before="0" w:lineRule="auto"/>
+        <w:ind w:left="720" w:hanging="360"/>
+        <w:rPr/>
+      </w:pPr>
+      <w:r>
+        <w:rPr>
+          <w:rtl w:val="0"/>
+        </w:rPr>
+        <w:t xml:space="preserve">Esplorare approcci comunicativi diversificati, considerando target differenti.</w:t>
       </w:r>
     </w:p>
     <w:p>
@@ -84,496 +376,6 @@
           <w:vertAlign w:val="baseline"/>
         </w:rPr>
       </w:pPr>
-      <w:bookmarkStart w:colFirst="0" w:colLast="0" w:name="_heading=h.esm86gcjijyf" w:id="1"/>
-      <w:bookmarkEnd w:id="1"/>
-      <w:r>
-        <w:rPr>
-          <w:rFonts w:ascii="Aptos" w:cs="Aptos" w:eastAsia="Aptos" w:hAnsi="Aptos"/>
-          <w:b w:val="1"/>
-          <w:i w:val="0"/>
-          <w:smallCaps w:val="0"/>
-          <w:strike w:val="0"/>
-          <w:color w:val="000000"/>
-          <w:sz w:val="34"/>
-          <w:szCs w:val="34"/>
-          <w:u w:val="none"/>
-          <w:shd w:fill="auto" w:val="clear"/>
-          <w:vertAlign w:val="baseline"/>
-          <w:rtl w:val="0"/>
-        </w:rPr>
-        <w:t xml:space="preserve">Nuove modalità di sensibilizzazione alla vaccinazione</w:t>
-      </w:r>
-    </w:p>
-    <w:p>
-      <w:pPr>
-        <w:spacing w:after="240" w:before="240" w:lineRule="auto"/>
-        <w:rPr/>
-      </w:pPr>
-      <w:r>
-        <w:rPr>
-          <w:rtl w:val="0"/>
-        </w:rPr>
-        <w:t xml:space="preserve">Durata: 30 minuti</w:t>
-      </w:r>
-    </w:p>
-    <w:p>
-      <w:pPr>
-        <w:keepNext w:val="0"/>
-        <w:keepLines w:val="0"/>
-        <w:pageBreakBefore w:val="0"/>
-        <w:widowControl w:val="1"/>
-        <w:pBdr>
-          <w:top w:space="0" w:sz="0" w:val="nil"/>
-          <w:left w:space="0" w:sz="0" w:val="nil"/>
-          <w:bottom w:space="0" w:sz="0" w:val="nil"/>
-          <w:right w:space="0" w:sz="0" w:val="nil"/>
-          <w:between w:space="0" w:sz="0" w:val="nil"/>
-        </w:pBdr>
-        <w:shd w:fill="auto" w:val="clear"/>
-        <w:spacing w:after="80" w:before="360" w:line="259" w:lineRule="auto"/>
-        <w:ind w:left="0" w:right="0" w:firstLine="0"/>
-        <w:jc w:val="left"/>
-        <w:rPr>
-          <w:rFonts w:ascii="Aptos" w:cs="Aptos" w:eastAsia="Aptos" w:hAnsi="Aptos"/>
-          <w:b w:val="1"/>
-          <w:i w:val="0"/>
-          <w:smallCaps w:val="0"/>
-          <w:strike w:val="0"/>
-          <w:color w:val="000000"/>
-          <w:sz w:val="34"/>
-          <w:szCs w:val="34"/>
-          <w:u w:val="none"/>
-          <w:shd w:fill="auto" w:val="clear"/>
-          <w:vertAlign w:val="baseline"/>
-        </w:rPr>
-      </w:pPr>
-      <w:bookmarkStart w:colFirst="0" w:colLast="0" w:name="_heading=h.vmgnv1rz1usb" w:id="2"/>
-      <w:bookmarkEnd w:id="2"/>
-      <w:r>
-        <w:rPr>
-          <w:rFonts w:ascii="Aptos" w:cs="Aptos" w:eastAsia="Aptos" w:hAnsi="Aptos"/>
-          <w:b w:val="1"/>
-          <w:i w:val="0"/>
-          <w:smallCaps w:val="0"/>
-          <w:strike w:val="0"/>
-          <w:color w:val="000000"/>
-          <w:sz w:val="34"/>
-          <w:szCs w:val="34"/>
-          <w:u w:val="none"/>
-          <w:shd w:fill="auto" w:val="clear"/>
-          <w:vertAlign w:val="baseline"/>
-          <w:rtl w:val="0"/>
-        </w:rPr>
-        <w:t xml:space="preserve">Obiettivo</w:t>
-      </w:r>
-    </w:p>
-    <w:p>
-      <w:pPr>
-        <w:spacing w:after="240" w:before="240" w:lineRule="auto"/>
-        <w:rPr/>
-      </w:pPr>
-      <w:r>
-        <w:rPr>
-          <w:rtl w:val="0"/>
-        </w:rPr>
-        <w:t xml:space="preserve">Allenare i partecipanti a:</w:t>
-      </w:r>
-    </w:p>
-    <w:p>
-      <w:pPr>
-        <w:numPr>
-          <w:ilvl w:val="0"/>
-          <w:numId w:val="6"/>
-        </w:numPr>
-        <w:spacing w:after="0" w:before="240" w:lineRule="auto"/>
-        <w:ind w:left="720" w:hanging="360"/>
-        <w:rPr/>
-      </w:pPr>
-      <w:r>
-        <w:rPr>
-          <w:rtl w:val="0"/>
-        </w:rPr>
-        <w:t xml:space="preserve">sviluppare idee nuove e diversificate per la promozione della vaccinazione;</w:t>
-      </w:r>
-    </w:p>
-    <w:p>
-      <w:pPr>
-        <w:numPr>
-          <w:ilvl w:val="0"/>
-          <w:numId w:val="6"/>
-        </w:numPr>
-        <w:spacing w:after="0" w:before="0" w:lineRule="auto"/>
-        <w:ind w:left="720" w:hanging="360"/>
-        <w:rPr/>
-      </w:pPr>
-      <w:r>
-        <w:rPr>
-          <w:rtl w:val="0"/>
-        </w:rPr>
-        <w:t xml:space="preserve">usare la GenAI in due momenti chiave: generazione creativa e ricerca approfondita;</w:t>
-      </w:r>
-    </w:p>
-    <w:p>
-      <w:pPr>
-        <w:numPr>
-          <w:ilvl w:val="0"/>
-          <w:numId w:val="6"/>
-        </w:numPr>
-        <w:spacing w:after="240" w:before="0" w:lineRule="auto"/>
-        <w:ind w:left="720" w:hanging="360"/>
-        <w:rPr/>
-      </w:pPr>
-      <w:r>
-        <w:rPr>
-          <w:rtl w:val="0"/>
-        </w:rPr>
-        <w:t xml:space="preserve">passare da una fase divergente a una convergente, selezionando e rifinendo le idee migliori.</w:t>
-      </w:r>
-    </w:p>
-    <w:p>
-      <w:pPr>
-        <w:keepNext w:val="0"/>
-        <w:keepLines w:val="0"/>
-        <w:pageBreakBefore w:val="0"/>
-        <w:widowControl w:val="1"/>
-        <w:pBdr>
-          <w:top w:space="0" w:sz="0" w:val="nil"/>
-          <w:left w:space="0" w:sz="0" w:val="nil"/>
-          <w:bottom w:space="0" w:sz="0" w:val="nil"/>
-          <w:right w:space="0" w:sz="0" w:val="nil"/>
-          <w:between w:space="0" w:sz="0" w:val="nil"/>
-        </w:pBdr>
-        <w:shd w:fill="auto" w:val="clear"/>
-        <w:spacing w:after="80" w:before="360" w:line="259" w:lineRule="auto"/>
-        <w:ind w:left="0" w:right="0" w:firstLine="0"/>
-        <w:jc w:val="left"/>
-        <w:rPr>
-          <w:rFonts w:ascii="Aptos" w:cs="Aptos" w:eastAsia="Aptos" w:hAnsi="Aptos"/>
-          <w:b w:val="1"/>
-          <w:i w:val="0"/>
-          <w:smallCaps w:val="0"/>
-          <w:strike w:val="0"/>
-          <w:color w:val="000000"/>
-          <w:sz w:val="34"/>
-          <w:szCs w:val="34"/>
-          <w:u w:val="none"/>
-          <w:shd w:fill="auto" w:val="clear"/>
-          <w:vertAlign w:val="baseline"/>
-        </w:rPr>
-      </w:pPr>
-      <w:bookmarkStart w:colFirst="0" w:colLast="0" w:name="_heading=h.rjgh1yy1isd1" w:id="3"/>
-      <w:bookmarkEnd w:id="3"/>
-      <w:r>
-        <w:rPr>
-          <w:rFonts w:ascii="Aptos" w:cs="Aptos" w:eastAsia="Aptos" w:hAnsi="Aptos"/>
-          <w:b w:val="1"/>
-          <w:i w:val="0"/>
-          <w:smallCaps w:val="0"/>
-          <w:strike w:val="0"/>
-          <w:color w:val="000000"/>
-          <w:sz w:val="34"/>
-          <w:szCs w:val="34"/>
-          <w:u w:val="none"/>
-          <w:shd w:fill="auto" w:val="clear"/>
-          <w:vertAlign w:val="baseline"/>
-          <w:rtl w:val="0"/>
-        </w:rPr>
-        <w:t xml:space="preserve">Contesto dell'esercizio</w:t>
-      </w:r>
-    </w:p>
-    <w:p>
-      <w:pPr>
-        <w:spacing w:after="240" w:before="240" w:lineRule="auto"/>
-        <w:rPr/>
-      </w:pPr>
-      <w:r>
-        <w:rPr>
-          <w:rtl w:val="0"/>
-        </w:rPr>
-        <w:t xml:space="preserve">Nel contesto sanitario attuale, le aziende farmaceutiche svolgono un ruolo sempre più attivo anche nella comunicazione pubblica. Promuovere l'adesione consapevole ai programmi vaccinali è una sfida strategica e sociale: richiede empatia, capacità di ascolto dei bisogni, creatività comunicativa e un forte ancoraggio scientifico.</w:t>
-      </w:r>
-    </w:p>
-    <w:p>
-      <w:pPr>
-        <w:spacing w:after="240" w:before="240" w:lineRule="auto"/>
-        <w:rPr/>
-      </w:pPr>
-      <w:r>
-        <w:rPr>
-          <w:rtl w:val="0"/>
-        </w:rPr>
-        <w:t xml:space="preserve">In questo esercizio, ti sarà richiesto di sviluppare nuove idee per aumentare la consapevolezza e l'adesione ai vaccini da parte di segmenti di popolazione esitante, disinformata o scarsamente raggiunta dalle campagne istituzionali.</w:t>
-      </w:r>
-    </w:p>
-    <w:p>
-      <w:pPr>
-        <w:spacing w:after="240" w:before="240" w:lineRule="auto"/>
-        <w:rPr/>
-      </w:pPr>
-      <w:r>
-        <w:rPr>
-          <w:rtl w:val="0"/>
-        </w:rPr>
-        <w:t xml:space="preserve">L'obiettivo non è solo creativo: attraverso l'uso della GenAI, imparerai a strutturare un </w:t>
-      </w:r>
-      <w:r>
-        <w:rPr>
-          <w:b w:val="1"/>
-          <w:rtl w:val="0"/>
-        </w:rPr>
-        <w:t xml:space="preserve">brainstorming</w:t>
-      </w:r>
-      <w:r>
-        <w:rPr>
-          <w:rtl w:val="0"/>
-        </w:rPr>
-        <w:t xml:space="preserve">, arricchirlo con </w:t>
-      </w:r>
-      <w:r>
-        <w:rPr>
-          <w:b w:val="1"/>
-          <w:rtl w:val="0"/>
-        </w:rPr>
-        <w:t xml:space="preserve">ricerche mirate</w:t>
-      </w:r>
-      <w:r>
-        <w:rPr>
-          <w:rtl w:val="0"/>
-        </w:rPr>
-        <w:t xml:space="preserve"> (deep research) e finalizzare una proposta presentabile in un contesto quotidiano.</w:t>
-      </w:r>
-    </w:p>
-    <w:p>
-      <w:pPr>
-        <w:keepNext w:val="0"/>
-        <w:keepLines w:val="0"/>
-        <w:pageBreakBefore w:val="0"/>
-        <w:widowControl w:val="1"/>
-        <w:pBdr>
-          <w:top w:space="0" w:sz="0" w:val="nil"/>
-          <w:left w:space="0" w:sz="0" w:val="nil"/>
-          <w:bottom w:space="0" w:sz="0" w:val="nil"/>
-          <w:right w:space="0" w:sz="0" w:val="nil"/>
-          <w:between w:space="0" w:sz="0" w:val="nil"/>
-        </w:pBdr>
-        <w:shd w:fill="auto" w:val="clear"/>
-        <w:spacing w:after="80" w:before="360" w:line="259" w:lineRule="auto"/>
-        <w:ind w:left="0" w:right="0" w:firstLine="0"/>
-        <w:jc w:val="left"/>
-        <w:rPr>
-          <w:rFonts w:ascii="Aptos" w:cs="Aptos" w:eastAsia="Aptos" w:hAnsi="Aptos"/>
-          <w:b w:val="1"/>
-          <w:i w:val="0"/>
-          <w:smallCaps w:val="0"/>
-          <w:strike w:val="0"/>
-          <w:color w:val="000000"/>
-          <w:sz w:val="34"/>
-          <w:szCs w:val="34"/>
-          <w:u w:val="none"/>
-          <w:shd w:fill="auto" w:val="clear"/>
-          <w:vertAlign w:val="baseline"/>
-        </w:rPr>
-      </w:pPr>
-      <w:bookmarkStart w:colFirst="0" w:colLast="0" w:name="_heading=h.lmuvuetgb17i" w:id="4"/>
-      <w:bookmarkEnd w:id="4"/>
-      <w:r>
-        <w:rPr>
-          <w:rFonts w:ascii="Aptos" w:cs="Aptos" w:eastAsia="Aptos" w:hAnsi="Aptos"/>
-          <w:b w:val="1"/>
-          <w:i w:val="0"/>
-          <w:smallCaps w:val="0"/>
-          <w:strike w:val="0"/>
-          <w:color w:val="000000"/>
-          <w:sz w:val="34"/>
-          <w:szCs w:val="34"/>
-          <w:u w:val="none"/>
-          <w:shd w:fill="auto" w:val="clear"/>
-          <w:vertAlign w:val="baseline"/>
-          <w:rtl w:val="0"/>
-        </w:rPr>
-        <w:t xml:space="preserve">Materiali forniti</w:t>
-      </w:r>
-    </w:p>
-    <w:p>
-      <w:pPr>
-        <w:numPr>
-          <w:ilvl w:val="0"/>
-          <w:numId w:val="2"/>
-        </w:numPr>
-        <w:spacing w:after="0" w:before="240" w:lineRule="auto"/>
-        <w:ind w:left="720" w:hanging="360"/>
-        <w:rPr/>
-      </w:pPr>
-      <w:r>
-        <w:rPr>
-          <w:rtl w:val="0"/>
-        </w:rPr>
-        <w:t xml:space="preserve">Una scheda con il tema dell'esercizio e il template per le 3 fasi (ideazione, ricerca, proposta finale).</w:t>
-      </w:r>
-    </w:p>
-    <w:p>
-      <w:pPr>
-        <w:numPr>
-          <w:ilvl w:val="0"/>
-          <w:numId w:val="2"/>
-        </w:numPr>
-        <w:spacing w:after="0" w:before="0" w:lineRule="auto"/>
-        <w:ind w:left="720" w:hanging="360"/>
-        <w:rPr/>
-      </w:pPr>
-      <w:r>
-        <w:rPr>
-          <w:rtl w:val="0"/>
-        </w:rPr>
-        <w:t xml:space="preserve">Una raccolta di prompt di supporto, suddivisi per fase. Sconsigliamo di usarli oggi, usateli per il futuro! Oggi ci siamo noi ed è il momento di sbagliare e sbattere la testa 🙂</w:t>
-      </w:r>
-    </w:p>
-    <w:p>
-      <w:pPr>
-        <w:spacing w:after="0" w:before="0" w:lineRule="auto"/>
-        <w:ind w:left="720" w:firstLine="0"/>
-        <w:rPr/>
-      </w:pPr>
-      <w:r>
-        <w:rPr>
-          <w:rtl w:val="0"/>
-        </w:rPr>
-        <w:t xml:space="preserve">Inoltre sono anche forniti esempi di output ben formulati per ogni fase (questo è opzionale, se vuoi inserirli come aiuto visivo).</w:t>
-      </w:r>
-    </w:p>
-    <w:p>
-      <w:pPr>
-        <w:keepNext w:val="0"/>
-        <w:keepLines w:val="0"/>
-        <w:pageBreakBefore w:val="0"/>
-        <w:widowControl w:val="1"/>
-        <w:pBdr>
-          <w:top w:space="0" w:sz="0" w:val="nil"/>
-          <w:left w:space="0" w:sz="0" w:val="nil"/>
-          <w:bottom w:space="0" w:sz="0" w:val="nil"/>
-          <w:right w:space="0" w:sz="0" w:val="nil"/>
-          <w:between w:space="0" w:sz="0" w:val="nil"/>
-        </w:pBdr>
-        <w:shd w:fill="auto" w:val="clear"/>
-        <w:spacing w:after="80" w:before="360" w:line="259" w:lineRule="auto"/>
-        <w:ind w:left="0" w:right="0" w:firstLine="0"/>
-        <w:jc w:val="left"/>
-        <w:rPr>
-          <w:rFonts w:ascii="Aptos" w:cs="Aptos" w:eastAsia="Aptos" w:hAnsi="Aptos"/>
-          <w:b w:val="1"/>
-          <w:i w:val="0"/>
-          <w:smallCaps w:val="0"/>
-          <w:strike w:val="0"/>
-          <w:color w:val="000000"/>
-          <w:sz w:val="34"/>
-          <w:szCs w:val="34"/>
-          <w:u w:val="none"/>
-          <w:shd w:fill="auto" w:val="clear"/>
-          <w:vertAlign w:val="baseline"/>
-        </w:rPr>
-      </w:pPr>
-      <w:bookmarkStart w:colFirst="0" w:colLast="0" w:name="_heading=h.6i7f8gnc11o2" w:id="5"/>
-      <w:bookmarkEnd w:id="5"/>
-      <w:r>
-        <w:rPr>
-          <w:rFonts w:ascii="Aptos" w:cs="Aptos" w:eastAsia="Aptos" w:hAnsi="Aptos"/>
-          <w:b w:val="1"/>
-          <w:i w:val="0"/>
-          <w:smallCaps w:val="0"/>
-          <w:strike w:val="0"/>
-          <w:color w:val="000000"/>
-          <w:sz w:val="34"/>
-          <w:szCs w:val="34"/>
-          <w:u w:val="none"/>
-          <w:shd w:fill="auto" w:val="clear"/>
-          <w:vertAlign w:val="baseline"/>
-          <w:rtl w:val="0"/>
-        </w:rPr>
-        <w:t xml:space="preserve">Suggerimenti</w:t>
-      </w:r>
-    </w:p>
-    <w:p>
-      <w:pPr>
-        <w:numPr>
-          <w:ilvl w:val="0"/>
-          <w:numId w:val="7"/>
-        </w:numPr>
-        <w:spacing w:after="0" w:before="240" w:lineRule="auto"/>
-        <w:ind w:left="720" w:hanging="360"/>
-        <w:rPr/>
-      </w:pPr>
-      <w:r>
-        <w:rPr>
-          <w:rtl w:val="0"/>
-        </w:rPr>
-        <w:t xml:space="preserve">Se hai dubbi chiedi direttamente a Gigi.</w:t>
-      </w:r>
-    </w:p>
-    <w:p>
-      <w:pPr>
-        <w:numPr>
-          <w:ilvl w:val="0"/>
-          <w:numId w:val="7"/>
-        </w:numPr>
-        <w:spacing w:after="0" w:before="0" w:lineRule="auto"/>
-        <w:ind w:left="720" w:hanging="360"/>
-        <w:rPr/>
-      </w:pPr>
-      <w:r>
-        <w:rPr>
-          <w:rtl w:val="0"/>
-        </w:rPr>
-        <w:t xml:space="preserve">Dedica tempo sufficiente a ciascuna fase, evitando di saltare alla proposta finale troppo rapidamente.</w:t>
-      </w:r>
-    </w:p>
-    <w:p>
-      <w:pPr>
-        <w:numPr>
-          <w:ilvl w:val="0"/>
-          <w:numId w:val="7"/>
-        </w:numPr>
-        <w:spacing w:after="240" w:before="0" w:lineRule="auto"/>
-        <w:ind w:left="720" w:hanging="360"/>
-        <w:rPr/>
-      </w:pPr>
-      <w:r>
-        <w:rPr>
-          <w:rtl w:val="0"/>
-        </w:rPr>
-        <w:t xml:space="preserve">Esplorare approcci comunicativi diversificati, considerando target differenti.</w:t>
-      </w:r>
-    </w:p>
-    <w:p>
-      <w:pPr>
-        <w:keepNext w:val="0"/>
-        <w:keepLines w:val="0"/>
-        <w:pageBreakBefore w:val="0"/>
-        <w:widowControl w:val="1"/>
-        <w:pBdr>
-          <w:top w:space="0" w:sz="0" w:val="nil"/>
-          <w:left w:space="0" w:sz="0" w:val="nil"/>
-          <w:bottom w:space="0" w:sz="0" w:val="nil"/>
-          <w:right w:space="0" w:sz="0" w:val="nil"/>
-          <w:between w:space="0" w:sz="0" w:val="nil"/>
-        </w:pBdr>
-        <w:shd w:fill="auto" w:val="clear"/>
-        <w:spacing w:after="80" w:before="360" w:line="259" w:lineRule="auto"/>
-        <w:ind w:left="0" w:right="0" w:firstLine="0"/>
-        <w:jc w:val="left"/>
-        <w:rPr>
-          <w:rFonts w:ascii="Aptos" w:cs="Aptos" w:eastAsia="Aptos" w:hAnsi="Aptos"/>
-          <w:b w:val="1"/>
-          <w:i w:val="0"/>
-          <w:smallCaps w:val="0"/>
-          <w:strike w:val="0"/>
-          <w:color w:val="000000"/>
-          <w:sz w:val="34"/>
-          <w:szCs w:val="34"/>
-          <w:u w:val="none"/>
-          <w:shd w:fill="auto" w:val="clear"/>
-          <w:vertAlign w:val="baseline"/>
-        </w:rPr>
-      </w:pPr>
       <w:bookmarkStart w:colFirst="0" w:colLast="0" w:name="_heading=h.rtuuo2262ifp" w:id="6"/>
       <w:bookmarkEnd w:id="6"/>
       <w:r>
@@ -584,32 +386,9 @@
     </w:p>
     <w:p>
       <w:pPr>
-        <w:keepNext w:val="0"/>
-        <w:keepLines w:val="0"/>
-        <w:pageBreakBefore w:val="0"/>
-        <w:widowControl w:val="1"/>
-        <w:pBdr>
-          <w:top w:space="0" w:sz="0" w:val="nil"/>
-          <w:left w:space="0" w:sz="0" w:val="nil"/>
-          <w:bottom w:space="0" w:sz="0" w:val="nil"/>
-          <w:right w:space="0" w:sz="0" w:val="nil"/>
-          <w:between w:space="0" w:sz="0" w:val="nil"/>
-        </w:pBdr>
-        <w:shd w:fill="auto" w:val="clear"/>
-        <w:spacing w:after="80" w:before="360" w:line="259" w:lineRule="auto"/>
-        <w:ind w:left="0" w:right="0" w:firstLine="0"/>
-        <w:jc w:val="left"/>
-        <w:rPr>
-          <w:rFonts w:ascii="Aptos" w:cs="Aptos" w:eastAsia="Aptos" w:hAnsi="Aptos"/>
-          <w:b w:val="1"/>
-          <w:i w:val="0"/>
-          <w:smallCaps w:val="0"/>
-          <w:strike w:val="0"/>
-          <w:color w:val="000000"/>
-          <w:sz w:val="34"/>
-          <w:szCs w:val="34"/>
-          <w:u w:val="none"/>
-          <w:shd w:fill="auto" w:val="clear"/>
+        <w:pStyle w:val="Heading1"/>
+        <w:spacing w:after="80" w:before="360" w:lineRule="auto"/>
+        <w:rPr>
           <w:vertAlign w:val="baseline"/>
         </w:rPr>
       </w:pPr>
@@ -617,16 +396,6 @@
       <w:bookmarkEnd w:id="7"/>
       <w:r>
         <w:rPr>
-          <w:rFonts w:ascii="Aptos" w:cs="Aptos" w:eastAsia="Aptos" w:hAnsi="Aptos"/>
-          <w:b w:val="1"/>
-          <w:i w:val="0"/>
-          <w:smallCaps w:val="0"/>
-          <w:strike w:val="0"/>
-          <w:color w:val="000000"/>
-          <w:sz w:val="34"/>
-          <w:szCs w:val="34"/>
-          <w:u w:val="none"/>
-          <w:shd w:fill="auto" w:val="clear"/>
           <w:vertAlign w:val="baseline"/>
           <w:rtl w:val="0"/>
         </w:rPr>
@@ -696,7 +465,7 @@
       </w:pPr>
       <w:sdt>
         <w:sdtPr>
-          <w:id w:val="-601931371"/>
+          <w:id w:val="82833983"/>
           <w:tag w:val="goog_rdk_0"/>
         </w:sdtPr>
         <w:sdtContent>
@@ -724,7 +493,7 @@
         <w:rPr>
           <w:rtl w:val="0"/>
         </w:rPr>
-        <w:t xml:space="preserve">Avvia un brainstorming con l'aiuto di GenAI. Puoi chiedere, ad esempio: "Proponi almeno 10 idee creative per aumentare l'adesione vaccinale in Italia" oppure "Come potremmo raggiungere chi è scettico o poco informato sui vaccini?"</w:t>
+        <w:t xml:space="preserve">Avvia un brainstorming con l'aiuto di Gigi. Puoi chiedere, ad esempio: "Proponi almeno 10 idee creative per aumentare l'adesione vaccinale in Italia" oppure "Come potremmo raggiungere chi è scettico o poco informato sui vaccini?"</w:t>
       </w:r>
     </w:p>
     <w:p>
@@ -881,7 +650,7 @@
         <w:rPr>
           <w:rtl w:val="0"/>
         </w:rPr>
-        <w:t xml:space="preserve">Usa GenAI per fare ricerca, ponendo domande come: "Esistono campagne simili già sperimentate? Con quali risultati?" "Quali dati supportano l'uso di X canale per raggiungere Y target?"</w:t>
+        <w:t xml:space="preserve">Usa Gigi per fare ricerca, ponendo domande come: "Esistono campagne simili già sperimentate? Con quali risultati?" "Quali dati supportano l'uso di canale X per raggiungere il target Y?"</w:t>
       </w:r>
     </w:p>
     <w:p>
@@ -902,7 +671,7 @@
       </w:r>
       <w:sdt>
         <w:sdtPr>
-          <w:id w:val="-1002106866"/>
+          <w:id w:val="-250465573"/>
           <w:tag w:val="goog_rdk_1"/>
         </w:sdtPr>
         <w:sdtContent>
@@ -1055,7 +824,7 @@
         <w:rPr>
           <w:rtl w:val="0"/>
         </w:rPr>
-        <w:t xml:space="preserve">Affina la sua formulazione con l'aiuto di GenAI, chiedendo ad esempio: "Riformula questa idea come proposta strategica rivolta a un board direttivo" oppure "Aiutami a strutturare questa idea come se fosse parte di un progetto comunicativo"</w:t>
+        <w:t xml:space="preserve">Affina la sua formulazione con l'aiuto di Gigi, chiedendo ad esempio: "Riformula questa idea come proposta strategica rivolta a un board direttivo" oppure "Aiutami a strutturare questa idea come se fosse parte di un progetto comunicativo"</w:t>
       </w:r>
     </w:p>
     <w:p>
@@ -1208,32 +977,9 @@
     </w:p>
     <w:p>
       <w:pPr>
-        <w:keepNext w:val="0"/>
-        <w:keepLines w:val="0"/>
-        <w:pageBreakBefore w:val="0"/>
-        <w:widowControl w:val="1"/>
-        <w:pBdr>
-          <w:top w:space="0" w:sz="0" w:val="nil"/>
-          <w:left w:space="0" w:sz="0" w:val="nil"/>
-          <w:bottom w:space="0" w:sz="0" w:val="nil"/>
-          <w:right w:space="0" w:sz="0" w:val="nil"/>
-          <w:between w:space="0" w:sz="0" w:val="nil"/>
-        </w:pBdr>
-        <w:shd w:fill="auto" w:val="clear"/>
-        <w:spacing w:after="80" w:before="360" w:line="259" w:lineRule="auto"/>
-        <w:ind w:left="0" w:right="0" w:firstLine="0"/>
-        <w:jc w:val="left"/>
-        <w:rPr>
-          <w:rFonts w:ascii="Aptos" w:cs="Aptos" w:eastAsia="Aptos" w:hAnsi="Aptos"/>
-          <w:b w:val="1"/>
-          <w:i w:val="0"/>
-          <w:smallCaps w:val="0"/>
-          <w:strike w:val="0"/>
-          <w:color w:val="000000"/>
-          <w:sz w:val="34"/>
-          <w:szCs w:val="34"/>
-          <w:u w:val="none"/>
-          <w:shd w:fill="auto" w:val="clear"/>
+        <w:pStyle w:val="Heading1"/>
+        <w:spacing w:after="80" w:before="360" w:lineRule="auto"/>
+        <w:rPr>
           <w:vertAlign w:val="baseline"/>
         </w:rPr>
       </w:pPr>
@@ -1241,16 +987,6 @@
       <w:bookmarkEnd w:id="11"/>
       <w:r>
         <w:rPr>
-          <w:rFonts w:ascii="Aptos" w:cs="Aptos" w:eastAsia="Aptos" w:hAnsi="Aptos"/>
-          <w:b w:val="1"/>
-          <w:i w:val="0"/>
-          <w:smallCaps w:val="0"/>
-          <w:strike w:val="0"/>
-          <w:color w:val="000000"/>
-          <w:sz w:val="34"/>
-          <w:szCs w:val="34"/>
-          <w:u w:val="none"/>
-          <w:shd w:fill="auto" w:val="clear"/>
           <w:vertAlign w:val="baseline"/>
           <w:rtl w:val="0"/>
         </w:rPr>
@@ -3408,7 +3144,7 @@
 
 <file path=customXML/item1.xml><?xml version="1.0" encoding="utf-8"?>
 <go:gDocsCustomXmlDataStorage xmlns:go="http://customooxmlschemas.google.com/" xmlns:r="http://schemas.openxmlformats.org/officeDocument/2006/relationships" uri="GoogleDocsCustomDataVersion2">
-  <go:docsCustomData xmlns:go="http://customooxmlschemas.google.com/" roundtripDataSignature="AMtx7mjO+4jEGB3VxfwXf1yR86CkrgigTQ==">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</go:docsCustomData>
+  <go:docsCustomData xmlns:go="http://customooxmlschemas.google.com/" roundtripDataSignature="AMtx7mjLBduV/H00i/JscGY/KaeIFNYbWw==">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</go:docsCustomData>
 </go:gDocsCustomXmlDataStorage>
 </file>
 
